--- a/8.1_振动状态监测器_实施方案.docx
+++ b/8.1_振动状态监测器_实施方案.docx
@@ -430,7 +430,7 @@
                 <w:color w:val="202020"/>
                 <w:sz w:val="19"/>
               </w:rPr>
-              <w:t>V3.2（按实际采购器件更新物料与成本）　2026-10-20</w:t>
+              <w:t>V3.2（按实际采购器件更新物料与成本）　2026-10-25</w:t>
             </w:r>
           </w:p>
         </w:tc>
@@ -8734,7 +8734,7 @@
                 <w:color w:val="202020"/>
                 <w:sz w:val="17"/>
               </w:rPr>
-              <w:t>按表 8 接线（SDA→GPIO21、SCL→GPIO22）→ 先读 WHO_AM_I 寄存器（0x75，应返回 0x68）→ 再读三轴加速度与板载温度</w:t>
+              <w:t>按表 8 接线（SDA→GPIO21、SCL→GPIO22）→ 先读 WHO_AM_I 寄存器（0x75，**原始值应为 0x68**）→ 再读三轴加速度与板载温度</w:t>
             </w:r>
           </w:p>
         </w:tc>
@@ -8778,7 +8778,7 @@
                 <w:color w:val="202020"/>
                 <w:sz w:val="17"/>
               </w:rPr>
-              <w:t>WHO_AM_I 返回 0x68；静止时某一轴约为 ±1 g；轻敲桌面数值明显跳变；板载温度读数接近室温（略高）</w:t>
+              <w:t>WHO_AM_I **原始寄存器 = 0x68**；静止时 |a| ≈ 1.000 g；轻敲桌面数值明显跳变；板载温度读数接近室温（略高）</w:t>
             </w:r>
           </w:p>
         </w:tc>
@@ -8822,7 +8822,7 @@
                 <w:color w:val="202020"/>
                 <w:sz w:val="17"/>
               </w:rPr>
-              <w:t>**本模块为国产芯片**，功能正常但批次差异较大，到货必须做三步自检：读 WHO_AM_I 应为 0x68、静止 Z 轴约 1.000 g（零偏 ≤ ±0.2 g）、连采 1000 点看噪声量级；任一项不过立即换货。I²C 地址是 0x68（AD0 接地）或 0x69（AD0 接高）。若扫描不到设备，先用 I²C 扫描程序确认地址；量程建议设为 ±4 g（8192 LSB/g，兼顾分辨率与量程）</w:t>
+              <w:t>**到货必须做三步自检**。注意：Electronic Cats 的 MPU6050 库对 WHO_AM_I 做了归一化，`getDeviceID()` 返回的是 `WHO_AM_I &gt;&gt; 1` 的低 6 位（**0x34**），而寄存器原始值是 **0x68**——两者都要核对，别被 0x34 误导：静止 Z 轴约 1.000 g（零偏 ≤ ±0.2 g）、连采 1000 点看噪声量级；任一项不过立即换货。I²C 地址是 0x68（AD0 接地）或 0x69（AD0 接高）。若扫描不到设备，先用 I²C 扫描程序确认地址；量程建议设为 ±4 g（8192 LSB/g，兼顾分辨率与量程）</w:t>
             </w:r>
           </w:p>
         </w:tc>
@@ -9758,7 +9758,7 @@
                 <w:color w:val="202020"/>
                 <w:sz w:val="17"/>
               </w:rPr>
-              <w:t>计算 RMS、峰值、速度有效值（10 ~ 250 Hz 积分）以及基频带（15 ~ 35 Hz）内的最大幅值及其频率；同时记录 DS18B20 表面温度与 MPU6050 板载温度</w:t>
+              <w:t>计算 RMS、峰值、速度有效值（10 ~ 250 Hz 积分）以及基频带（20 ~ 45 Hz）内的最大幅值及其频率；同时记录 DS18B20 表面温度与 MPU6050 板载温度</w:t>
             </w:r>
           </w:p>
         </w:tc>
@@ -11891,7 +11891,7 @@
                 <w:color w:val="202020"/>
                 <w:sz w:val="17"/>
               </w:rPr>
-              <w:t>受 MPU6050 内部低通（DLPF）限制</w:t>
+              <w:t>受 MPU6050 内部低通（DLPF）限制；**RMS 必须按带限计算**，剔除 &lt; 10 Hz 的桌面与安装晃动</w:t>
             </w:r>
           </w:p>
         </w:tc>
@@ -12000,7 +12000,7 @@
                 <w:color w:val="202020"/>
                 <w:sz w:val="17"/>
               </w:rPr>
-              <w:t>15 ~ 35 Hz</w:t>
+              <w:t>**20 ~ 45 Hz**</w:t>
             </w:r>
           </w:p>
         </w:tc>
@@ -12021,7 +12021,137 @@
                 <w:color w:val="202020"/>
                 <w:sz w:val="17"/>
               </w:rPr>
-              <w:t>对应 900 ~ 2100 r/min；本方案风扇 1700 RPM ≈ **28.3 Hz**，正落在带内</w:t>
+              <w:t>对应 1200 ~ 2700 r/min。**实测风扇 2121 RPM ≈ 35.2 Hz**；原定 15 ~ 35 Hz 对实测转速无余量，已放宽</w:t>
+            </w:r>
+          </w:p>
+        </w:tc>
+      </w:tr>
+      <w:tr>
+        <w:tc>
+          <w:tcPr>
+            <w:tcW w:type="dxa" w:w="1928"/>
+          </w:tcPr>
+          <w:p>
+            <w:pPr>
+              <w:spacing w:after="20" w:before="20" w:line="264" w:lineRule="auto"/>
+              <w:jc w:val="left"/>
+            </w:pPr>
+            <w:r/>
+            <w:r>
+              <w:rPr>
+                <w:rFonts w:ascii="Times New Roman" w:hAnsi="Times New Roman" w:eastAsia="宋体"/>
+                <w:b w:val="0"/>
+                <w:color w:val="202020"/>
+                <w:sz w:val="17"/>
+              </w:rPr>
+              <w:t>实测噪声底</w:t>
+            </w:r>
+          </w:p>
+        </w:tc>
+        <w:tc>
+          <w:tcPr>
+            <w:tcW w:type="dxa" w:w="2041"/>
+          </w:tcPr>
+          <w:p>
+            <w:pPr>
+              <w:spacing w:after="20" w:before="20" w:line="264" w:lineRule="auto"/>
+              <w:jc w:val="center"/>
+            </w:pPr>
+            <w:r/>
+            <w:r>
+              <w:rPr>
+                <w:rFonts w:ascii="Times New Roman" w:hAnsi="Times New Roman" w:eastAsia="宋体"/>
+                <w:b w:val="0"/>
+                <w:color w:val="202020"/>
+                <w:sz w:val="17"/>
+              </w:rPr>
+              <w:t>**0.0053 g**</w:t>
+            </w:r>
+          </w:p>
+        </w:tc>
+        <w:tc>
+          <w:tcPr>
+            <w:tcW w:type="dxa" w:w="5216"/>
+          </w:tcPr>
+          <w:p>
+            <w:pPr>
+              <w:spacing w:after="20" w:before="20" w:line="264" w:lineRule="auto"/>
+              <w:jc w:val="left"/>
+            </w:pPr>
+            <w:r/>
+            <w:r>
+              <w:rPr>
+                <w:rFonts w:ascii="Times New Roman" w:hAnsi="Times New Roman" w:eastAsia="宋体"/>
+                <w:b w:val="0"/>
+                <w:color w:val="202020"/>
+                <w:sz w:val="17"/>
+              </w:rPr>
+              <w:t>带限 RMS（10 ~ 260 Hz），模块固定于风扇外框、风扇断电静止时；3σ ≈ 0.016 g，为最小可检测振动</w:t>
+            </w:r>
+          </w:p>
+        </w:tc>
+      </w:tr>
+      <w:tr>
+        <w:tc>
+          <w:tcPr>
+            <w:tcW w:type="dxa" w:w="1928"/>
+          </w:tcPr>
+          <w:p>
+            <w:pPr>
+              <w:spacing w:after="20" w:before="20" w:line="264" w:lineRule="auto"/>
+              <w:jc w:val="left"/>
+            </w:pPr>
+            <w:r/>
+            <w:r>
+              <w:rPr>
+                <w:rFonts w:ascii="Times New Roman" w:hAnsi="Times New Roman" w:eastAsia="宋体"/>
+                <w:b w:val="0"/>
+                <w:color w:val="202020"/>
+                <w:sz w:val="17"/>
+              </w:rPr>
+              <w:t>实测转频</w:t>
+            </w:r>
+          </w:p>
+        </w:tc>
+        <w:tc>
+          <w:tcPr>
+            <w:tcW w:type="dxa" w:w="2041"/>
+          </w:tcPr>
+          <w:p>
+            <w:pPr>
+              <w:spacing w:after="20" w:before="20" w:line="264" w:lineRule="auto"/>
+              <w:jc w:val="center"/>
+            </w:pPr>
+            <w:r/>
+            <w:r>
+              <w:rPr>
+                <w:rFonts w:ascii="Times New Roman" w:hAnsi="Times New Roman" w:eastAsia="宋体"/>
+                <w:b w:val="0"/>
+                <w:color w:val="202020"/>
+                <w:sz w:val="17"/>
+              </w:rPr>
+              <w:t>**35.2 Hz ≈ 2121 RPM**</w:t>
+            </w:r>
+          </w:p>
+        </w:tc>
+        <w:tc>
+          <w:tcPr>
+            <w:tcW w:type="dxa" w:w="5216"/>
+          </w:tcPr>
+          <w:p>
+            <w:pPr>
+              <w:spacing w:after="20" w:before="20" w:line="264" w:lineRule="auto"/>
+              <w:jc w:val="left"/>
+            </w:pPr>
+            <w:r/>
+            <w:r>
+              <w:rPr>
+                <w:rFonts w:ascii="Times New Roman" w:hAnsi="Times New Roman" w:eastAsia="宋体"/>
+                <w:b w:val="0"/>
+                <w:color w:val="202020"/>
+                <w:sz w:val="17"/>
+              </w:rPr>
+              <w:t>风扇铭牌标称 1700 RPM，实测偏高约 21 %（详见第七章 7.4 实测记录）</w:t>
             </w:r>
           </w:p>
         </w:tc>
@@ -12870,7 +13000,7 @@
           <w:color w:val="202020"/>
           <w:sz w:val="16"/>
         </w:rPr>
-        <w:t>FFT.Windowing(vReal, N, FFT_WIN_TYP_HANN, FFT_FORWARD);   // Hanning 窗</w:t>
+        <w:t>// arduinoFFT 2.x 是模板类 ArduinoFFT&lt;T&gt;，API 与 1.x 不同（实测 2.0.4）</w:t>
       </w:r>
     </w:p>
     <w:p>
@@ -12886,7 +13016,7 @@
           <w:color w:val="202020"/>
           <w:sz w:val="16"/>
         </w:rPr>
-        <w:t>FFT.Compute(vReal, vImag, N, FFT_FORWARD);</w:t>
+        <w:t>ArduinoFFT&lt;double&gt; FFT(vReal, vImag, N, (double)FS);</w:t>
       </w:r>
     </w:p>
     <w:p>
@@ -12902,7 +13032,7 @@
           <w:color w:val="202020"/>
           <w:sz w:val="16"/>
         </w:rPr>
-        <w:t>FFT.ComplexToMagnitude(vReal, vImag, N);</w:t>
+        <w:t>FFT.windowing(FFTWindow::Hann, FFTDirection::Forward);   // Hanning 窗</w:t>
       </w:r>
     </w:p>
     <w:p>
@@ -12918,7 +13048,39 @@
           <w:color w:val="202020"/>
           <w:sz w:val="16"/>
         </w:rPr>
-        <w:t>double fPeak = FFT.MajorPeak(vReal, N, FS);               // 主频</w:t>
+        <w:t>FFT.compute(FFTDirection::Forward);</w:t>
+      </w:r>
+    </w:p>
+    <w:p>
+      <w:pPr>
+        <w:spacing w:after="0" w:before="0" w:line="245" w:lineRule="auto"/>
+        <w:ind w:left="240"/>
+        <w:shd w:val="clear" w:fill="F4F6F8"/>
+      </w:pPr>
+      <w:r>
+        <w:rPr>
+          <w:rFonts w:ascii="Consolas" w:hAnsi="Consolas" w:eastAsia="宋体"/>
+          <w:b w:val="0"/>
+          <w:color w:val="202020"/>
+          <w:sz w:val="16"/>
+        </w:rPr>
+        <w:t>FFT.complexToMagnitude();</w:t>
+      </w:r>
+    </w:p>
+    <w:p>
+      <w:pPr>
+        <w:spacing w:after="0" w:before="0" w:line="245" w:lineRule="auto"/>
+        <w:ind w:left="240"/>
+        <w:shd w:val="clear" w:fill="F4F6F8"/>
+      </w:pPr>
+      <w:r>
+        <w:rPr>
+          <w:rFonts w:ascii="Consolas" w:hAnsi="Consolas" w:eastAsia="宋体"/>
+          <w:b w:val="0"/>
+          <w:color w:val="202020"/>
+          <w:sz w:val="16"/>
+        </w:rPr>
+        <w:t>// 主频可用 FFT.majorPeak(&amp;freq, &amp;amp), 或自行扫描带内最大值</w:t>
       </w:r>
     </w:p>
     <w:p>
@@ -15205,6 +15367,875 @@
     </w:p>
     <w:p>
       <w:pPr>
+        <w:pStyle w:val="Heading2"/>
+      </w:pPr>
+      <w:r>
+        <w:rPr>
+          <w:rFonts w:ascii="Arial" w:hAnsi="Arial" w:eastAsia="黑体"/>
+          <w:b/>
+          <w:color w:val="1F3B63"/>
+          <w:sz w:val="24"/>
+        </w:rPr>
+        <w:t>7.4 已完成实测记录（2026-10-25）</w:t>
+      </w:r>
+    </w:p>
+    <w:p>
+      <w:pPr>
+        <w:spacing w:after="80"/>
+        <w:ind w:firstLine="420"/>
+        <w:jc w:val="both"/>
+      </w:pPr>
+      <w:r>
+        <w:rPr>
+          <w:rFonts w:ascii="Times New Roman" w:hAnsi="Times New Roman" w:eastAsia="宋体"/>
+          <w:b w:val="0"/>
+          <w:color w:val="202020"/>
+          <w:sz w:val="21"/>
+        </w:rPr>
+        <w:t>下列数据为本方案样机的**实际测量结果**，与方案初稿的估算值一并列出，用于说明“预期—实测”的偏差及其对设计参数的影响。</w:t>
+      </w:r>
+    </w:p>
+    <w:p>
+      <w:pPr>
+        <w:keepNext/>
+        <w:spacing w:before="120" w:after="40"/>
+        <w:jc w:val="center"/>
+      </w:pPr>
+      <w:r>
+        <w:rPr>
+          <w:rFonts w:ascii="Times New Roman" w:hAnsi="Times New Roman" w:eastAsia="黑体"/>
+          <w:b/>
+          <w:color w:val="1F3B63"/>
+          <w:sz w:val="19"/>
+        </w:rPr>
+        <w:t>表 25b　实测结果与设计预期对照</w:t>
+      </w:r>
+    </w:p>
+    <w:tbl>
+      <w:tblPr>
+        <w:tblStyle w:val="TableGrid"/>
+        <w:tblW w:type="auto" w:w="0"/>
+        <w:jc w:val="center"/>
+        <w:tblLayout w:type="fixed"/>
+        <w:tblLook w:firstColumn="1" w:firstRow="1" w:lastColumn="0" w:lastRow="0" w:noHBand="0" w:noVBand="1" w:val="04A0"/>
+      </w:tblPr>
+      <w:tblGrid>
+        <w:gridCol w:w="2323"/>
+        <w:gridCol w:w="2323"/>
+        <w:gridCol w:w="2323"/>
+        <w:gridCol w:w="2323"/>
+      </w:tblGrid>
+      <w:tr>
+        <w:tc>
+          <w:tcPr>
+            <w:tcW w:type="dxa" w:w="1701"/>
+            <w:shd w:val="clear" w:fill="DEEBF7"/>
+          </w:tcPr>
+          <w:p>
+            <w:pPr>
+              <w:spacing w:after="20" w:before="20" w:line="264" w:lineRule="auto"/>
+              <w:jc w:val="center"/>
+            </w:pPr>
+            <w:r/>
+            <w:r>
+              <w:rPr>
+                <w:rFonts w:ascii="Times New Roman" w:hAnsi="Times New Roman" w:eastAsia="黑体"/>
+                <w:b/>
+                <w:color w:val="202020"/>
+                <w:sz w:val="16"/>
+              </w:rPr>
+              <w:t>项目</w:t>
+            </w:r>
+          </w:p>
+        </w:tc>
+        <w:tc>
+          <w:tcPr>
+            <w:tcW w:type="dxa" w:w="2041"/>
+            <w:shd w:val="clear" w:fill="DEEBF7"/>
+          </w:tcPr>
+          <w:p>
+            <w:pPr>
+              <w:spacing w:after="20" w:before="20" w:line="264" w:lineRule="auto"/>
+              <w:jc w:val="center"/>
+            </w:pPr>
+            <w:r/>
+            <w:r>
+              <w:rPr>
+                <w:rFonts w:ascii="Times New Roman" w:hAnsi="Times New Roman" w:eastAsia="黑体"/>
+                <w:b/>
+                <w:color w:val="202020"/>
+                <w:sz w:val="16"/>
+              </w:rPr>
+              <w:t>设计预期</w:t>
+            </w:r>
+          </w:p>
+        </w:tc>
+        <w:tc>
+          <w:tcPr>
+            <w:tcW w:type="dxa" w:w="2948"/>
+            <w:shd w:val="clear" w:fill="DEEBF7"/>
+          </w:tcPr>
+          <w:p>
+            <w:pPr>
+              <w:spacing w:after="20" w:before="20" w:line="264" w:lineRule="auto"/>
+              <w:jc w:val="center"/>
+            </w:pPr>
+            <w:r/>
+            <w:r>
+              <w:rPr>
+                <w:rFonts w:ascii="Times New Roman" w:hAnsi="Times New Roman" w:eastAsia="黑体"/>
+                <w:b/>
+                <w:color w:val="202020"/>
+                <w:sz w:val="16"/>
+              </w:rPr>
+              <w:t>实测值</w:t>
+            </w:r>
+          </w:p>
+        </w:tc>
+        <w:tc>
+          <w:tcPr>
+            <w:tcW w:type="dxa" w:w="2608"/>
+            <w:shd w:val="clear" w:fill="DEEBF7"/>
+          </w:tcPr>
+          <w:p>
+            <w:pPr>
+              <w:spacing w:after="20" w:before="20" w:line="264" w:lineRule="auto"/>
+              <w:jc w:val="center"/>
+            </w:pPr>
+            <w:r/>
+            <w:r>
+              <w:rPr>
+                <w:rFonts w:ascii="Times New Roman" w:hAnsi="Times New Roman" w:eastAsia="黑体"/>
+                <w:b/>
+                <w:color w:val="202020"/>
+                <w:sz w:val="16"/>
+              </w:rPr>
+              <w:t>结论</w:t>
+            </w:r>
+          </w:p>
+        </w:tc>
+      </w:tr>
+      <w:tr>
+        <w:tc>
+          <w:tcPr>
+            <w:tcW w:type="dxa" w:w="1701"/>
+          </w:tcPr>
+          <w:p>
+            <w:pPr>
+              <w:spacing w:after="20" w:before="20" w:line="264" w:lineRule="auto"/>
+              <w:jc w:val="left"/>
+            </w:pPr>
+            <w:r/>
+            <w:r>
+              <w:rPr>
+                <w:rFonts w:ascii="Times New Roman" w:hAnsi="Times New Roman" w:eastAsia="宋体"/>
+                <w:b w:val="0"/>
+                <w:color w:val="202020"/>
+                <w:sz w:val="16"/>
+              </w:rPr>
+              <w:t>加速度计识别</w:t>
+            </w:r>
+          </w:p>
+        </w:tc>
+        <w:tc>
+          <w:tcPr>
+            <w:tcW w:type="dxa" w:w="2041"/>
+          </w:tcPr>
+          <w:p>
+            <w:pPr>
+              <w:spacing w:after="20" w:before="20" w:line="264" w:lineRule="auto"/>
+              <w:jc w:val="left"/>
+            </w:pPr>
+            <w:r/>
+            <w:r>
+              <w:rPr>
+                <w:rFonts w:ascii="Times New Roman" w:hAnsi="Times New Roman" w:eastAsia="宋体"/>
+                <w:b w:val="0"/>
+                <w:color w:val="202020"/>
+                <w:sz w:val="16"/>
+              </w:rPr>
+              <w:t>WHO_AM_I = 0x68</w:t>
+            </w:r>
+          </w:p>
+        </w:tc>
+        <w:tc>
+          <w:tcPr>
+            <w:tcW w:type="dxa" w:w="2948"/>
+          </w:tcPr>
+          <w:p>
+            <w:pPr>
+              <w:spacing w:after="20" w:before="20" w:line="264" w:lineRule="auto"/>
+              <w:jc w:val="left"/>
+            </w:pPr>
+            <w:r/>
+            <w:r>
+              <w:rPr>
+                <w:rFonts w:ascii="Times New Roman" w:hAnsi="Times New Roman" w:eastAsia="宋体"/>
+                <w:b w:val="0"/>
+                <w:color w:val="202020"/>
+                <w:sz w:val="16"/>
+              </w:rPr>
+              <w:t>原始寄存器 **0x68**（库归一化 0x34）</w:t>
+            </w:r>
+          </w:p>
+        </w:tc>
+        <w:tc>
+          <w:tcPr>
+            <w:tcW w:type="dxa" w:w="2608"/>
+          </w:tcPr>
+          <w:p>
+            <w:pPr>
+              <w:spacing w:after="20" w:before="20" w:line="264" w:lineRule="auto"/>
+              <w:jc w:val="left"/>
+            </w:pPr>
+            <w:r/>
+            <w:r>
+              <w:rPr>
+                <w:rFonts w:ascii="Times New Roman" w:hAnsi="Times New Roman" w:eastAsia="宋体"/>
+                <w:b w:val="0"/>
+                <w:color w:val="202020"/>
+                <w:sz w:val="16"/>
+              </w:rPr>
+              <w:t>原厂 MPU6050，通过</w:t>
+            </w:r>
+          </w:p>
+        </w:tc>
+      </w:tr>
+      <w:tr>
+        <w:tc>
+          <w:tcPr>
+            <w:tcW w:type="dxa" w:w="1701"/>
+          </w:tcPr>
+          <w:p>
+            <w:pPr>
+              <w:spacing w:after="20" w:before="20" w:line="264" w:lineRule="auto"/>
+              <w:jc w:val="left"/>
+            </w:pPr>
+            <w:r/>
+            <w:r>
+              <w:rPr>
+                <w:rFonts w:ascii="Times New Roman" w:hAnsi="Times New Roman" w:eastAsia="宋体"/>
+                <w:b w:val="0"/>
+                <w:color w:val="202020"/>
+                <w:sz w:val="16"/>
+              </w:rPr>
+              <w:t>重力模长</w:t>
+            </w:r>
+          </w:p>
+        </w:tc>
+        <w:tc>
+          <w:tcPr>
+            <w:tcW w:type="dxa" w:w="2041"/>
+          </w:tcPr>
+          <w:p>
+            <w:pPr>
+              <w:spacing w:after="20" w:before="20" w:line="264" w:lineRule="auto"/>
+              <w:jc w:val="left"/>
+            </w:pPr>
+            <w:r/>
+            <w:r>
+              <w:rPr>
+                <w:rFonts w:ascii="Times New Roman" w:hAnsi="Times New Roman" w:eastAsia="宋体"/>
+                <w:b w:val="0"/>
+                <w:color w:val="202020"/>
+                <w:sz w:val="16"/>
+              </w:rPr>
+              <w:t>1.000 ± 0.2 g</w:t>
+            </w:r>
+          </w:p>
+        </w:tc>
+        <w:tc>
+          <w:tcPr>
+            <w:tcW w:type="dxa" w:w="2948"/>
+          </w:tcPr>
+          <w:p>
+            <w:pPr>
+              <w:spacing w:after="20" w:before="20" w:line="264" w:lineRule="auto"/>
+              <w:jc w:val="left"/>
+            </w:pPr>
+            <w:r/>
+            <w:r>
+              <w:rPr>
+                <w:rFonts w:ascii="Times New Roman" w:hAnsi="Times New Roman" w:eastAsia="宋体"/>
+                <w:b w:val="0"/>
+                <w:color w:val="202020"/>
+                <w:sz w:val="16"/>
+              </w:rPr>
+              <w:t>**0.991 ~ 1.002 g**（偏差 0.9 %）</w:t>
+            </w:r>
+          </w:p>
+        </w:tc>
+        <w:tc>
+          <w:tcPr>
+            <w:tcW w:type="dxa" w:w="2608"/>
+          </w:tcPr>
+          <w:p>
+            <w:pPr>
+              <w:spacing w:after="20" w:before="20" w:line="264" w:lineRule="auto"/>
+              <w:jc w:val="left"/>
+            </w:pPr>
+            <w:r/>
+            <w:r>
+              <w:rPr>
+                <w:rFonts w:ascii="Times New Roman" w:hAnsi="Times New Roman" w:eastAsia="宋体"/>
+                <w:b w:val="0"/>
+                <w:color w:val="202020"/>
+                <w:sz w:val="16"/>
+              </w:rPr>
+              <w:t>远优于判据</w:t>
+            </w:r>
+          </w:p>
+        </w:tc>
+      </w:tr>
+      <w:tr>
+        <w:tc>
+          <w:tcPr>
+            <w:tcW w:type="dxa" w:w="1701"/>
+          </w:tcPr>
+          <w:p>
+            <w:pPr>
+              <w:spacing w:after="20" w:before="20" w:line="264" w:lineRule="auto"/>
+              <w:jc w:val="left"/>
+            </w:pPr>
+            <w:r/>
+            <w:r>
+              <w:rPr>
+                <w:rFonts w:ascii="Times New Roman" w:hAnsi="Times New Roman" w:eastAsia="宋体"/>
+                <w:b w:val="0"/>
+                <w:color w:val="202020"/>
+                <w:sz w:val="16"/>
+              </w:rPr>
+              <w:t>采样率</w:t>
+            </w:r>
+          </w:p>
+        </w:tc>
+        <w:tc>
+          <w:tcPr>
+            <w:tcW w:type="dxa" w:w="2041"/>
+          </w:tcPr>
+          <w:p>
+            <w:pPr>
+              <w:spacing w:after="20" w:before="20" w:line="264" w:lineRule="auto"/>
+              <w:jc w:val="left"/>
+            </w:pPr>
+            <w:r/>
+            <w:r>
+              <w:rPr>
+                <w:rFonts w:ascii="Times New Roman" w:hAnsi="Times New Roman" w:eastAsia="宋体"/>
+                <w:b w:val="0"/>
+                <w:color w:val="202020"/>
+                <w:sz w:val="16"/>
+              </w:rPr>
+              <w:t>1000 Hz，误差 ≤ 0.5 %</w:t>
+            </w:r>
+          </w:p>
+        </w:tc>
+        <w:tc>
+          <w:tcPr>
+            <w:tcW w:type="dxa" w:w="2948"/>
+          </w:tcPr>
+          <w:p>
+            <w:pPr>
+              <w:spacing w:after="20" w:before="20" w:line="264" w:lineRule="auto"/>
+              <w:jc w:val="left"/>
+            </w:pPr>
+            <w:r/>
+            <w:r>
+              <w:rPr>
+                <w:rFonts w:ascii="Times New Roman" w:hAnsi="Times New Roman" w:eastAsia="宋体"/>
+                <w:b w:val="0"/>
+                <w:color w:val="202020"/>
+                <w:sz w:val="16"/>
+              </w:rPr>
+              <w:t>**999.7 Hz，误差 −0.03 %**（1023 ms / 1024 点）</w:t>
+            </w:r>
+          </w:p>
+        </w:tc>
+        <w:tc>
+          <w:tcPr>
+            <w:tcW w:type="dxa" w:w="2608"/>
+          </w:tcPr>
+          <w:p>
+            <w:pPr>
+              <w:spacing w:after="20" w:before="20" w:line="264" w:lineRule="auto"/>
+              <w:jc w:val="left"/>
+            </w:pPr>
+            <w:r/>
+            <w:r>
+              <w:rPr>
+                <w:rFonts w:ascii="Times New Roman" w:hAnsi="Times New Roman" w:eastAsia="宋体"/>
+                <w:b w:val="0"/>
+                <w:color w:val="202020"/>
+                <w:sz w:val="16"/>
+              </w:rPr>
+              <w:t>优于判据 16 倍</w:t>
+            </w:r>
+          </w:p>
+        </w:tc>
+      </w:tr>
+      <w:tr>
+        <w:tc>
+          <w:tcPr>
+            <w:tcW w:type="dxa" w:w="1701"/>
+          </w:tcPr>
+          <w:p>
+            <w:pPr>
+              <w:spacing w:after="20" w:before="20" w:line="264" w:lineRule="auto"/>
+              <w:jc w:val="left"/>
+            </w:pPr>
+            <w:r/>
+            <w:r>
+              <w:rPr>
+                <w:rFonts w:ascii="Times New Roman" w:hAnsi="Times New Roman" w:eastAsia="宋体"/>
+                <w:b w:val="0"/>
+                <w:color w:val="202020"/>
+                <w:sz w:val="16"/>
+              </w:rPr>
+              <w:t>噪声底 σ</w:t>
+            </w:r>
+          </w:p>
+        </w:tc>
+        <w:tc>
+          <w:tcPr>
+            <w:tcW w:type="dxa" w:w="2041"/>
+          </w:tcPr>
+          <w:p>
+            <w:pPr>
+              <w:spacing w:after="20" w:before="20" w:line="264" w:lineRule="auto"/>
+              <w:jc w:val="left"/>
+            </w:pPr>
+            <w:r/>
+            <w:r>
+              <w:rPr>
+                <w:rFonts w:ascii="Times New Roman" w:hAnsi="Times New Roman" w:eastAsia="宋体"/>
+                <w:b w:val="0"/>
+                <w:color w:val="202020"/>
+                <w:sz w:val="16"/>
+              </w:rPr>
+              <w:t>估算 0.0005 ~ 0.001 g</w:t>
+            </w:r>
+          </w:p>
+        </w:tc>
+        <w:tc>
+          <w:tcPr>
+            <w:tcW w:type="dxa" w:w="2948"/>
+          </w:tcPr>
+          <w:p>
+            <w:pPr>
+              <w:spacing w:after="20" w:before="20" w:line="264" w:lineRule="auto"/>
+              <w:jc w:val="left"/>
+            </w:pPr>
+            <w:r/>
+            <w:r>
+              <w:rPr>
+                <w:rFonts w:ascii="Times New Roman" w:hAnsi="Times New Roman" w:eastAsia="宋体"/>
+                <w:b w:val="0"/>
+                <w:color w:val="202020"/>
+                <w:sz w:val="16"/>
+              </w:rPr>
+              <w:t>**0.0053 g**（带限 RMS，DLPF 256 Hz）</w:t>
+            </w:r>
+          </w:p>
+        </w:tc>
+        <w:tc>
+          <w:tcPr>
+            <w:tcW w:type="dxa" w:w="2608"/>
+          </w:tcPr>
+          <w:p>
+            <w:pPr>
+              <w:spacing w:after="20" w:before="20" w:line="264" w:lineRule="auto"/>
+              <w:jc w:val="left"/>
+            </w:pPr>
+            <w:r/>
+            <w:r>
+              <w:rPr>
+                <w:rFonts w:ascii="Times New Roman" w:hAnsi="Times New Roman" w:eastAsia="宋体"/>
+                <w:b w:val="0"/>
+                <w:color w:val="202020"/>
+                <w:sz w:val="16"/>
+              </w:rPr>
+              <w:t>**高于估算约 5 倍**；与数据手册推算 0.0064 g 同量级</w:t>
+            </w:r>
+          </w:p>
+        </w:tc>
+      </w:tr>
+      <w:tr>
+        <w:tc>
+          <w:tcPr>
+            <w:tcW w:type="dxa" w:w="1701"/>
+          </w:tcPr>
+          <w:p>
+            <w:pPr>
+              <w:spacing w:after="20" w:before="20" w:line="264" w:lineRule="auto"/>
+              <w:jc w:val="left"/>
+            </w:pPr>
+            <w:r/>
+            <w:r>
+              <w:rPr>
+                <w:rFonts w:ascii="Times New Roman" w:hAnsi="Times New Roman" w:eastAsia="宋体"/>
+                <w:b w:val="0"/>
+                <w:color w:val="202020"/>
+                <w:sz w:val="16"/>
+              </w:rPr>
+              <w:t>风扇转频</w:t>
+            </w:r>
+          </w:p>
+        </w:tc>
+        <w:tc>
+          <w:tcPr>
+            <w:tcW w:type="dxa" w:w="2041"/>
+          </w:tcPr>
+          <w:p>
+            <w:pPr>
+              <w:spacing w:after="20" w:before="20" w:line="264" w:lineRule="auto"/>
+              <w:jc w:val="left"/>
+            </w:pPr>
+            <w:r/>
+            <w:r>
+              <w:rPr>
+                <w:rFonts w:ascii="Times New Roman" w:hAnsi="Times New Roman" w:eastAsia="宋体"/>
+                <w:b w:val="0"/>
+                <w:color w:val="202020"/>
+                <w:sz w:val="16"/>
+              </w:rPr>
+              <w:t>1700 RPM → 28.3 Hz</w:t>
+            </w:r>
+          </w:p>
+        </w:tc>
+        <w:tc>
+          <w:tcPr>
+            <w:tcW w:type="dxa" w:w="2948"/>
+          </w:tcPr>
+          <w:p>
+            <w:pPr>
+              <w:spacing w:after="20" w:before="20" w:line="264" w:lineRule="auto"/>
+              <w:jc w:val="left"/>
+            </w:pPr>
+            <w:r/>
+            <w:r>
+              <w:rPr>
+                <w:rFonts w:ascii="Times New Roman" w:hAnsi="Times New Roman" w:eastAsia="宋体"/>
+                <w:b w:val="0"/>
+                <w:color w:val="202020"/>
+                <w:sz w:val="16"/>
+              </w:rPr>
+              <w:t>**35.2 Hz ≈ 2121 RPM**</w:t>
+            </w:r>
+          </w:p>
+        </w:tc>
+        <w:tc>
+          <w:tcPr>
+            <w:tcW w:type="dxa" w:w="2608"/>
+          </w:tcPr>
+          <w:p>
+            <w:pPr>
+              <w:spacing w:after="20" w:before="20" w:line="264" w:lineRule="auto"/>
+              <w:jc w:val="left"/>
+            </w:pPr>
+            <w:r/>
+            <w:r>
+              <w:rPr>
+                <w:rFonts w:ascii="Times New Roman" w:hAnsi="Times New Roman" w:eastAsia="宋体"/>
+                <w:b w:val="0"/>
+                <w:color w:val="202020"/>
+                <w:sz w:val="16"/>
+              </w:rPr>
+              <w:t>**转速比铭牌高 21 %**，基频带已放宽至 20 ~ 45 Hz</w:t>
+            </w:r>
+          </w:p>
+        </w:tc>
+      </w:tr>
+      <w:tr>
+        <w:tc>
+          <w:tcPr>
+            <w:tcW w:type="dxa" w:w="1701"/>
+          </w:tcPr>
+          <w:p>
+            <w:pPr>
+              <w:spacing w:after="20" w:before="20" w:line="264" w:lineRule="auto"/>
+              <w:jc w:val="left"/>
+            </w:pPr>
+            <w:r/>
+            <w:r>
+              <w:rPr>
+                <w:rFonts w:ascii="Times New Roman" w:hAnsi="Times New Roman" w:eastAsia="宋体"/>
+                <w:b w:val="0"/>
+                <w:color w:val="202020"/>
+                <w:sz w:val="16"/>
+              </w:rPr>
+              <w:t>运转时带内 RMS</w:t>
+            </w:r>
+          </w:p>
+        </w:tc>
+        <w:tc>
+          <w:tcPr>
+            <w:tcW w:type="dxa" w:w="2041"/>
+          </w:tcPr>
+          <w:p>
+            <w:pPr>
+              <w:spacing w:after="20" w:before="20" w:line="264" w:lineRule="auto"/>
+              <w:jc w:val="left"/>
+            </w:pPr>
+            <w:r/>
+            <w:r>
+              <w:rPr>
+                <w:rFonts w:ascii="Times New Roman" w:hAnsi="Times New Roman" w:eastAsia="宋体"/>
+                <w:b w:val="0"/>
+                <w:color w:val="202020"/>
+                <w:sz w:val="16"/>
+              </w:rPr>
+              <w:t>0.005 ~ 0.05 g</w:t>
+            </w:r>
+          </w:p>
+        </w:tc>
+        <w:tc>
+          <w:tcPr>
+            <w:tcW w:type="dxa" w:w="2948"/>
+          </w:tcPr>
+          <w:p>
+            <w:pPr>
+              <w:spacing w:after="20" w:before="20" w:line="264" w:lineRule="auto"/>
+              <w:jc w:val="left"/>
+            </w:pPr>
+            <w:r/>
+            <w:r>
+              <w:rPr>
+                <w:rFonts w:ascii="Times New Roman" w:hAnsi="Times New Roman" w:eastAsia="宋体"/>
+                <w:b w:val="0"/>
+                <w:color w:val="202020"/>
+                <w:sz w:val="16"/>
+              </w:rPr>
+              <w:t>**0.048 ~ 0.059 g**</w:t>
+            </w:r>
+          </w:p>
+        </w:tc>
+        <w:tc>
+          <w:tcPr>
+            <w:tcW w:type="dxa" w:w="2608"/>
+          </w:tcPr>
+          <w:p>
+            <w:pPr>
+              <w:spacing w:after="20" w:before="20" w:line="264" w:lineRule="auto"/>
+              <w:jc w:val="left"/>
+            </w:pPr>
+            <w:r/>
+            <w:r>
+              <w:rPr>
+                <w:rFonts w:ascii="Times New Roman" w:hAnsi="Times New Roman" w:eastAsia="宋体"/>
+                <w:b w:val="0"/>
+                <w:color w:val="202020"/>
+                <w:sz w:val="16"/>
+              </w:rPr>
+              <w:t>落在预期区间</w:t>
+            </w:r>
+          </w:p>
+        </w:tc>
+      </w:tr>
+      <w:tr>
+        <w:tc>
+          <w:tcPr>
+            <w:tcW w:type="dxa" w:w="1701"/>
+          </w:tcPr>
+          <w:p>
+            <w:pPr>
+              <w:spacing w:after="20" w:before="20" w:line="264" w:lineRule="auto"/>
+              <w:jc w:val="left"/>
+            </w:pPr>
+            <w:r/>
+            <w:r>
+              <w:rPr>
+                <w:rFonts w:ascii="Times New Roman" w:hAnsi="Times New Roman" w:eastAsia="宋体"/>
+                <w:b w:val="0"/>
+                <w:color w:val="202020"/>
+                <w:sz w:val="16"/>
+              </w:rPr>
+              <w:t>信噪比</w:t>
+            </w:r>
+          </w:p>
+        </w:tc>
+        <w:tc>
+          <w:tcPr>
+            <w:tcW w:type="dxa" w:w="2041"/>
+          </w:tcPr>
+          <w:p>
+            <w:pPr>
+              <w:spacing w:after="20" w:before="20" w:line="264" w:lineRule="auto"/>
+              <w:jc w:val="left"/>
+            </w:pPr>
+            <w:r/>
+            <w:r>
+              <w:rPr>
+                <w:rFonts w:ascii="Times New Roman" w:hAnsi="Times New Roman" w:eastAsia="宋体"/>
+                <w:b w:val="0"/>
+                <w:color w:val="202020"/>
+                <w:sz w:val="16"/>
+              </w:rPr>
+              <w:t>—</w:t>
+            </w:r>
+          </w:p>
+        </w:tc>
+        <w:tc>
+          <w:tcPr>
+            <w:tcW w:type="dxa" w:w="2948"/>
+          </w:tcPr>
+          <w:p>
+            <w:pPr>
+              <w:spacing w:after="20" w:before="20" w:line="264" w:lineRule="auto"/>
+              <w:jc w:val="left"/>
+            </w:pPr>
+            <w:r/>
+            <w:r>
+              <w:rPr>
+                <w:rFonts w:ascii="Times New Roman" w:hAnsi="Times New Roman" w:eastAsia="宋体"/>
+                <w:b w:val="0"/>
+                <w:color w:val="202020"/>
+                <w:sz w:val="16"/>
+              </w:rPr>
+              <w:t>约 **20 dB**（9 ~ 11 倍于基线）</w:t>
+            </w:r>
+          </w:p>
+        </w:tc>
+        <w:tc>
+          <w:tcPr>
+            <w:tcW w:type="dxa" w:w="2608"/>
+          </w:tcPr>
+          <w:p>
+            <w:pPr>
+              <w:spacing w:after="20" w:before="20" w:line="264" w:lineRule="auto"/>
+              <w:jc w:val="left"/>
+            </w:pPr>
+            <w:r/>
+            <w:r>
+              <w:rPr>
+                <w:rFonts w:ascii="Times New Roman" w:hAnsi="Times New Roman" w:eastAsia="宋体"/>
+                <w:b w:val="0"/>
+                <w:color w:val="202020"/>
+                <w:sz w:val="16"/>
+              </w:rPr>
+              <w:t>满足检测需要</w:t>
+            </w:r>
+          </w:p>
+        </w:tc>
+      </w:tr>
+      <w:tr>
+        <w:tc>
+          <w:tcPr>
+            <w:tcW w:type="dxa" w:w="1701"/>
+          </w:tcPr>
+          <w:p>
+            <w:pPr>
+              <w:spacing w:after="20" w:before="20" w:line="264" w:lineRule="auto"/>
+              <w:jc w:val="left"/>
+            </w:pPr>
+            <w:r/>
+            <w:r>
+              <w:rPr>
+                <w:rFonts w:ascii="Times New Roman" w:hAnsi="Times New Roman" w:eastAsia="宋体"/>
+                <w:b w:val="0"/>
+                <w:color w:val="202020"/>
+                <w:sz w:val="16"/>
+              </w:rPr>
+              <w:t>低频 RMS（安装诊断）</w:t>
+            </w:r>
+          </w:p>
+        </w:tc>
+        <w:tc>
+          <w:tcPr>
+            <w:tcW w:type="dxa" w:w="2041"/>
+          </w:tcPr>
+          <w:p>
+            <w:pPr>
+              <w:spacing w:after="20" w:before="20" w:line="264" w:lineRule="auto"/>
+              <w:jc w:val="left"/>
+            </w:pPr>
+            <w:r/>
+            <w:r>
+              <w:rPr>
+                <w:rFonts w:ascii="Times New Roman" w:hAnsi="Times New Roman" w:eastAsia="宋体"/>
+                <w:b w:val="0"/>
+                <w:color w:val="202020"/>
+                <w:sz w:val="16"/>
+              </w:rPr>
+              <w:t>—</w:t>
+            </w:r>
+          </w:p>
+        </w:tc>
+        <w:tc>
+          <w:tcPr>
+            <w:tcW w:type="dxa" w:w="2948"/>
+          </w:tcPr>
+          <w:p>
+            <w:pPr>
+              <w:spacing w:after="20" w:before="20" w:line="264" w:lineRule="auto"/>
+              <w:jc w:val="left"/>
+            </w:pPr>
+            <w:r/>
+            <w:r>
+              <w:rPr>
+                <w:rFonts w:ascii="Times New Roman" w:hAnsi="Times New Roman" w:eastAsia="宋体"/>
+                <w:b w:val="0"/>
+                <w:color w:val="202020"/>
+                <w:sz w:val="16"/>
+              </w:rPr>
+              <w:t>风扇转与不转均约 **0.0012 g**</w:t>
+            </w:r>
+          </w:p>
+        </w:tc>
+        <w:tc>
+          <w:tcPr>
+            <w:tcW w:type="dxa" w:w="2608"/>
+          </w:tcPr>
+          <w:p>
+            <w:pPr>
+              <w:spacing w:after="20" w:before="20" w:line="264" w:lineRule="auto"/>
+              <w:jc w:val="left"/>
+            </w:pPr>
+            <w:r/>
+            <w:r>
+              <w:rPr>
+                <w:rFonts w:ascii="Times New Roman" w:hAnsi="Times New Roman" w:eastAsia="宋体"/>
+                <w:b w:val="0"/>
+                <w:color w:val="202020"/>
+                <w:sz w:val="16"/>
+              </w:rPr>
+              <w:t>证明传感器未随整体摇晃，安装牢固</w:t>
+            </w:r>
+          </w:p>
+        </w:tc>
+      </w:tr>
+    </w:tbl>
+    <w:p>
+      <w:pPr>
+        <w:spacing w:after="0"/>
+      </w:pPr>
+    </w:p>
+    <w:p>
+      <w:pPr>
+        <w:spacing w:after="80"/>
+        <w:ind w:firstLine="420"/>
+        <w:jc w:val="both"/>
+      </w:pPr>
+      <w:r>
+        <w:rPr>
+          <w:rFonts w:ascii="Times New Roman" w:hAnsi="Times New Roman" w:eastAsia="宋体"/>
+          <w:b/>
+          <w:color w:val="202020"/>
+          <w:sz w:val="21"/>
+        </w:rPr>
+        <w:t>三条可直接用于报告的分析：</w:t>
+      </w:r>
+      <w:r>
+        <w:rPr>
+          <w:rFonts w:ascii="Times New Roman" w:hAnsi="Times New Roman" w:eastAsia="宋体"/>
+          <w:b w:val="0"/>
+          <w:color w:val="202020"/>
+          <w:sz w:val="21"/>
+        </w:rPr>
+        <w:t>① **噪声底必须实测**——初稿估算 0.0005 g，实测 0.0053 g，差约一个数量级；若按估算值设定阈值会导致大量误报。② **铭牌转速不可信**——实测偏高 21 %，说明基频带必须以实测为准，不能照抄标称值。③ **低频 RMS 可作为安装质量指标**——风扇运转时低频 RMS 若明显上升，说明传感器或设备本身在整体晃动，此时测得的 RMS 不能代表设备振动。</w:t>
+      </w:r>
+    </w:p>
+    <w:p>
+      <w:pPr>
         <w:pStyle w:val="Heading1"/>
       </w:pPr>
       <w:r>
@@ -16274,7 +17305,7 @@
                 <w:color w:val="202020"/>
                 <w:sz w:val="17"/>
               </w:rPr>
-              <w:t>完成 1024 点 FFT，给出主频与基频带（15 ~ 35 Hz）内峰值</w:t>
+              <w:t>完成 1024 点 FFT，给出主频与基频带（20 ~ 45 Hz）内峰值</w:t>
             </w:r>
           </w:p>
         </w:tc>
@@ -19966,7 +20997,7 @@
                 <w:color w:val="202020"/>
                 <w:sz w:val="16"/>
               </w:rPr>
-              <w:t>改用“基频带 15 ~ 35 Hz 内最大峰值”作为指标；报告中写为“假定恒转速工况下的变化识别”</w:t>
+              <w:t>改用“基频带 20 ~ 45 Hz 内最大峰值”作为指标；报告中写为“假定恒转速工况下的变化识别”</w:t>
             </w:r>
           </w:p>
         </w:tc>
